--- a/Cover_Letters/Shinoy_Exact_Mobile_Team_Lead_Cover_Letter.docx
+++ b/Cover_Letters/Shinoy_Exact_Mobile_Team_Lead_Cover_Letter.docx
@@ -14,7 +14,7 @@
     </w:p>
     <w:p>
       <w:r>
-        <w:t>September 24, 2026</w:t>
+        <w:t>October 09, 2026</w:t>
       </w:r>
     </w:p>
     <w:p>
@@ -35,7 +35,7 @@
     </w:p>
     <w:p>
       <w:r>
-        <w:t>While my background is rooted in QA automation and technical delivery rather than mobile development specifically, I have spent over 8 years working closely with Scrum teams, product owners, and engineers to drive high-quality software releases. I am very comfortable collaborating with developers, managing test frameworks, and using tools like Gemini Code Assist to streamline workflows.</w:t>
+        <w:t>While my background is rooted in QA automation and engineering rather than native mobile development, I have spent years working alongside Scrum teams, product owners, and developers to deliver reliable software. I know how important it is to keep quality high while helping a team move forward efficiently. I've also used tools like Gemini Code Assist to streamline technical tasks, which aligns with your team's interest in modern coding assistants.</w:t>
       </w:r>
     </w:p>
     <w:p>
